--- a/materials/03-reading-packs/Reading-Pack-Intermediate-Week-2-Sessions-5-8.docx
+++ b/materials/03-reading-packs/Reading-Pack-Intermediate-Week-2-Sessions-5-8.docx
@@ -296,7 +296,7 @@
         <w:t xml:space="preserve"> </w:t>
       </w:r>
       <w:r>
-        <w:t xml:space="preserve">— due before session 9. The brief is TIB-FS-ASSESS-001 in materials folder 05.</w:t>
+        <w:t xml:space="preserve">— due 23:59 CT on the day of session 8. The brief is TIB-FS-ASSESS-001 in materials folder 05.</w:t>
       </w:r>
     </w:p>
     <w:bookmarkStart w:id="29" w:name="book-16-the-firefighter-log"/>
